--- a/微生物学(Microbiology)/重点总结/5 古菌.docx
+++ b/微生物学(Microbiology)/重点总结/5 古菌.docx
@@ -383,54 +383,38 @@
       </w:pPr>
       <w:r>
         <w:rPr>
-          <w:rFonts w:ascii="Times New Roman" w:eastAsia="KaiTi" w:hAnsi="Times New Roman" w:cs="Times New Roman"/>
-          <w:lang w:val="en-US"/>
-        </w:rPr>
-        <w:t xml:space="preserve">1977, Carl </w:t>
-      </w:r>
-      <w:proofErr w:type="spellStart"/>
-      <w:r>
-        <w:rPr>
-          <w:rFonts w:ascii="Times New Roman" w:eastAsia="KaiTi" w:hAnsi="Times New Roman" w:cs="Times New Roman"/>
-          <w:lang w:val="en-US"/>
-        </w:rPr>
-        <w:t>Woese</w:t>
-      </w:r>
-      <w:proofErr w:type="spellEnd"/>
-      <w:r>
-        <w:rPr>
-          <w:rFonts w:ascii="Times New Roman" w:eastAsia="KaiTi" w:hAnsi="Times New Roman" w:cs="Times New Roman"/>
-          <w:lang w:val="en-US"/>
-        </w:rPr>
-        <w:t xml:space="preserve">, </w:t>
+          <w:rFonts w:ascii="Times New Roman" w:eastAsia="KaiTi" w:hAnsi="Times New Roman" w:cs="Times New Roman" w:hint="eastAsia"/>
+          <w:lang w:val="en-US"/>
+        </w:rPr>
+        <w:t>古菌</w:t>
       </w:r>
       <w:r>
         <w:rPr>
-          <w:rFonts w:ascii="Times New Roman" w:eastAsia="KaiTi" w:hAnsi="Times New Roman" w:cs="Times New Roman"/>
-          <w:lang w:val="en-US"/>
-        </w:rPr>
-        <w:t xml:space="preserve">three-domain system based on </w:t>
+          <w:rFonts w:ascii="Times New Roman" w:eastAsia="KaiTi" w:hAnsi="Times New Roman" w:cs="Times New Roman" w:hint="eastAsia"/>
+          <w:lang w:val="en-US"/>
+        </w:rPr>
+        <w:t>的</w:t>
       </w:r>
       <w:r>
         <w:rPr>
-          <w:rFonts w:ascii="Times New Roman" w:eastAsia="KaiTi" w:hAnsi="Times New Roman" w:cs="Times New Roman"/>
-          <w:lang w:val="en-US"/>
-        </w:rPr>
-        <w:t>16S rRNA</w:t>
+          <w:rFonts w:ascii="Times New Roman" w:eastAsia="KaiTi" w:hAnsi="Times New Roman" w:cs="Times New Roman" w:hint="eastAsia"/>
+          <w:lang w:val="en-US"/>
+        </w:rPr>
+        <w:t>特点</w:t>
       </w:r>
       <w:r>
         <w:rPr>
-          <w:rFonts w:ascii="Times New Roman" w:eastAsia="KaiTi" w:hAnsi="Times New Roman" w:cs="Times New Roman"/>
-          <w:lang w:val="en-US"/>
-        </w:rPr>
-        <w:t xml:space="preserve"> sequence</w:t>
+          <w:rFonts w:ascii="Times New Roman" w:eastAsia="KaiTi" w:hAnsi="Times New Roman" w:cs="Times New Roman" w:hint="eastAsia"/>
+          <w:lang w:val="en-US"/>
+        </w:rPr>
+        <w:t>：</w:t>
       </w:r>
       <w:r>
         <w:rPr>
           <w:rFonts w:ascii="Times New Roman" w:eastAsia="KaiTi" w:hAnsi="Times New Roman" w:cs="Times New Roman" w:hint="eastAsia"/>
           <w:lang w:val="en-US"/>
         </w:rPr>
-        <w:t>（病毒不在其中）</w:t>
+        <w:t>细胞形态与原核生物类似，基因组复制转录翻译与真核生物类似，细胞膜独特</w:t>
       </w:r>
     </w:p>
     <w:p>
@@ -449,17 +433,31 @@
       </w:pPr>
       <w:r>
         <w:rPr>
-          <w:rFonts w:ascii="Times New Roman" w:eastAsia="KaiTi" w:hAnsi="Times New Roman" w:cs="Times New Roman" w:hint="eastAsia"/>
-          <w:lang w:val="en-US"/>
-        </w:rPr>
-        <w:t>古菌的定义</w:t>
+          <w:rFonts w:ascii="Times New Roman" w:eastAsia="KaiTi" w:hAnsi="Times New Roman" w:cs="Times New Roman"/>
+          <w:lang w:val="en-US"/>
+        </w:rPr>
+        <w:t>16S rRNA</w:t>
       </w:r>
       <w:r>
         <w:rPr>
           <w:rFonts w:ascii="Times New Roman" w:eastAsia="KaiTi" w:hAnsi="Times New Roman" w:cs="Times New Roman" w:hint="eastAsia"/>
           <w:lang w:val="en-US"/>
         </w:rPr>
-        <w:t>：具有独特细胞结构和遗传信息处理系统的单细胞原核生物</w:t>
+        <w:t>作为分子</w:t>
+      </w:r>
+      <w:r>
+        <w:rPr>
+          <w:rFonts w:ascii="Times New Roman" w:eastAsia="KaiTi" w:hAnsi="Times New Roman" w:cs="Times New Roman" w:hint="eastAsia"/>
+          <w:lang w:val="en-US"/>
+        </w:rPr>
+        <w:t>钟</w:t>
+      </w:r>
+      <w:r>
+        <w:rPr>
+          <w:rFonts w:ascii="Times New Roman" w:eastAsia="KaiTi" w:hAnsi="Times New Roman" w:cs="Times New Roman" w:hint="eastAsia"/>
+          <w:lang w:val="en-US"/>
+        </w:rPr>
+        <w:t>的优势</w:t>
       </w:r>
     </w:p>
     <w:p>
@@ -467,7 +465,7 @@
         <w:pStyle w:val="ListParagraph"/>
         <w:numPr>
           <w:ilvl w:val="0"/>
-          <w:numId w:val="29"/>
+          <w:numId w:val="42"/>
         </w:numPr>
         <w:spacing w:line="276" w:lineRule="auto"/>
         <w:ind w:firstLineChars="0"/>
@@ -481,7 +479,7 @@
           <w:rFonts w:ascii="Times New Roman" w:eastAsia="KaiTi" w:hAnsi="Times New Roman" w:cs="Times New Roman" w:hint="eastAsia"/>
           <w:lang w:val="en-US"/>
         </w:rPr>
-        <w:t>细胞形态上和细菌类似</w:t>
+        <w:t>保守</w:t>
       </w:r>
     </w:p>
     <w:p>
@@ -489,7 +487,7 @@
         <w:pStyle w:val="ListParagraph"/>
         <w:numPr>
           <w:ilvl w:val="0"/>
-          <w:numId w:val="29"/>
+          <w:numId w:val="42"/>
         </w:numPr>
         <w:spacing w:line="276" w:lineRule="auto"/>
         <w:ind w:firstLineChars="0"/>
@@ -503,7 +501,7 @@
           <w:rFonts w:ascii="Times New Roman" w:eastAsia="KaiTi" w:hAnsi="Times New Roman" w:cs="Times New Roman" w:hint="eastAsia"/>
           <w:lang w:val="en-US"/>
         </w:rPr>
-        <w:t>基因组复制、转录与翻译等遗传信息传递系统方面更接近真核生物</w:t>
+        <w:t>分为恒定区和可变区</w:t>
       </w:r>
     </w:p>
     <w:p>
@@ -511,7 +509,7 @@
         <w:pStyle w:val="ListParagraph"/>
         <w:numPr>
           <w:ilvl w:val="0"/>
-          <w:numId w:val="29"/>
+          <w:numId w:val="42"/>
         </w:numPr>
         <w:spacing w:line="276" w:lineRule="auto"/>
         <w:ind w:firstLineChars="0"/>
@@ -525,7 +523,7 @@
           <w:rFonts w:ascii="Times New Roman" w:eastAsia="KaiTi" w:hAnsi="Times New Roman" w:cs="Times New Roman" w:hint="eastAsia"/>
           <w:lang w:val="en-US"/>
         </w:rPr>
-        <w:t>特殊的细胞膜结构</w:t>
+        <w:t>分子量适中</w:t>
       </w:r>
     </w:p>
     <w:p>
@@ -533,218 +531,21 @@
         <w:pStyle w:val="ListParagraph"/>
         <w:numPr>
           <w:ilvl w:val="0"/>
-          <w:numId w:val="27"/>
+          <w:numId w:val="42"/>
         </w:numPr>
         <w:spacing w:line="276" w:lineRule="auto"/>
         <w:ind w:firstLineChars="0"/>
         <w:rPr>
-          <w:rFonts w:ascii="Times New Roman" w:eastAsia="KaiTi" w:hAnsi="Times New Roman" w:cs="Times New Roman"/>
+          <w:rFonts w:ascii="Times New Roman" w:eastAsia="KaiTi" w:hAnsi="Times New Roman" w:cs="Times New Roman" w:hint="eastAsia"/>
           <w:lang w:val="en-US"/>
         </w:rPr>
       </w:pPr>
       <w:r>
         <w:rPr>
-          <w:rFonts w:ascii="Times New Roman" w:eastAsia="KaiTi" w:hAnsi="Times New Roman" w:cs="Times New Roman"/>
-          <w:lang w:val="en-US"/>
-        </w:rPr>
-        <w:t>16S rRNA</w:t>
-      </w:r>
-      <w:r>
-        <w:rPr>
           <w:rFonts w:ascii="Times New Roman" w:eastAsia="KaiTi" w:hAnsi="Times New Roman" w:cs="Times New Roman" w:hint="eastAsia"/>
           <w:lang w:val="en-US"/>
         </w:rPr>
-        <w:t>：细菌的保守标记基因</w:t>
-      </w:r>
-    </w:p>
-    <w:p>
-      <w:pPr>
-        <w:pStyle w:val="ListParagraph"/>
-        <w:numPr>
-          <w:ilvl w:val="0"/>
-          <w:numId w:val="30"/>
-        </w:numPr>
-        <w:spacing w:line="276" w:lineRule="auto"/>
-        <w:ind w:firstLineChars="0"/>
-        <w:rPr>
-          <w:rFonts w:ascii="Times New Roman" w:eastAsia="KaiTi" w:hAnsi="Times New Roman" w:cs="Times New Roman"/>
-          <w:lang w:val="en-US"/>
-        </w:rPr>
-      </w:pPr>
-      <w:r>
-        <w:rPr>
-          <w:rFonts w:ascii="Times New Roman" w:eastAsia="KaiTi" w:hAnsi="Times New Roman" w:cs="Times New Roman" w:hint="eastAsia"/>
-          <w:lang w:val="en-US"/>
-        </w:rPr>
-        <w:t>广泛性</w:t>
-      </w:r>
-    </w:p>
-    <w:p>
-      <w:pPr>
-        <w:pStyle w:val="ListParagraph"/>
-        <w:numPr>
-          <w:ilvl w:val="0"/>
-          <w:numId w:val="30"/>
-        </w:numPr>
-        <w:spacing w:line="276" w:lineRule="auto"/>
-        <w:ind w:firstLineChars="0"/>
-        <w:rPr>
-          <w:rFonts w:ascii="Times New Roman" w:eastAsia="KaiTi" w:hAnsi="Times New Roman" w:cs="Times New Roman"/>
-          <w:lang w:val="en-US"/>
-        </w:rPr>
-      </w:pPr>
-      <w:r>
-        <w:rPr>
-          <w:rFonts w:ascii="Times New Roman" w:eastAsia="KaiTi" w:hAnsi="Times New Roman" w:cs="Times New Roman" w:hint="eastAsia"/>
-          <w:lang w:val="en-US"/>
-        </w:rPr>
-        <w:t>保守性</w:t>
-      </w:r>
-    </w:p>
-    <w:p>
-      <w:pPr>
-        <w:pStyle w:val="ListParagraph"/>
-        <w:numPr>
-          <w:ilvl w:val="0"/>
-          <w:numId w:val="31"/>
-        </w:numPr>
-        <w:spacing w:line="276" w:lineRule="auto"/>
-        <w:ind w:firstLineChars="0"/>
-        <w:rPr>
-          <w:rFonts w:ascii="Times New Roman" w:eastAsia="KaiTi" w:hAnsi="Times New Roman" w:cs="Times New Roman"/>
-          <w:lang w:val="en-US"/>
-        </w:rPr>
-      </w:pPr>
-      <w:r>
-        <w:rPr>
-          <w:rFonts w:ascii="Times New Roman" w:eastAsia="KaiTi" w:hAnsi="Times New Roman" w:cs="Times New Roman" w:hint="eastAsia"/>
-          <w:lang w:val="en-US"/>
-        </w:rPr>
-        <w:t>功能同源，突变率小，演化速度缓慢</w:t>
-      </w:r>
-    </w:p>
-    <w:p>
-      <w:pPr>
-        <w:pStyle w:val="ListParagraph"/>
-        <w:numPr>
-          <w:ilvl w:val="0"/>
-          <w:numId w:val="31"/>
-        </w:numPr>
-        <w:spacing w:line="276" w:lineRule="auto"/>
-        <w:ind w:firstLineChars="0"/>
-        <w:rPr>
-          <w:rFonts w:ascii="Times New Roman" w:eastAsia="KaiTi" w:hAnsi="Times New Roman" w:cs="Times New Roman"/>
-          <w:lang w:val="en-US"/>
-        </w:rPr>
-      </w:pPr>
-      <w:r>
-        <w:rPr>
-          <w:rFonts w:ascii="Times New Roman" w:eastAsia="KaiTi" w:hAnsi="Times New Roman" w:cs="Times New Roman" w:hint="eastAsia"/>
-          <w:lang w:val="en-US"/>
-        </w:rPr>
-        <w:t>分子钟</w:t>
-      </w:r>
-    </w:p>
-    <w:p>
-      <w:pPr>
-        <w:pStyle w:val="ListParagraph"/>
-        <w:numPr>
-          <w:ilvl w:val="0"/>
-          <w:numId w:val="30"/>
-        </w:numPr>
-        <w:spacing w:line="276" w:lineRule="auto"/>
-        <w:ind w:firstLineChars="0"/>
-        <w:rPr>
-          <w:rFonts w:ascii="Times New Roman" w:eastAsia="KaiTi" w:hAnsi="Times New Roman" w:cs="Times New Roman"/>
-          <w:lang w:val="en-US"/>
-        </w:rPr>
-      </w:pPr>
-      <w:r>
-        <w:rPr>
-          <w:rFonts w:ascii="Times New Roman" w:eastAsia="KaiTi" w:hAnsi="Times New Roman" w:cs="Times New Roman" w:hint="eastAsia"/>
-          <w:lang w:val="en-US"/>
-        </w:rPr>
-        <w:t>分子量适中：易于操作和测序</w:t>
-      </w:r>
-    </w:p>
-    <w:p>
-      <w:pPr>
-        <w:pStyle w:val="ListParagraph"/>
-        <w:numPr>
-          <w:ilvl w:val="0"/>
-          <w:numId w:val="30"/>
-        </w:numPr>
-        <w:spacing w:line="276" w:lineRule="auto"/>
-        <w:ind w:firstLineChars="0"/>
-        <w:rPr>
-          <w:rFonts w:ascii="Times New Roman" w:eastAsia="KaiTi" w:hAnsi="Times New Roman" w:cs="Times New Roman"/>
-          <w:lang w:val="en-US"/>
-        </w:rPr>
-      </w:pPr>
-      <w:r>
-        <w:rPr>
-          <w:rFonts w:ascii="Times New Roman" w:eastAsia="KaiTi" w:hAnsi="Times New Roman" w:cs="Times New Roman" w:hint="eastAsia"/>
-          <w:lang w:val="en-US"/>
-        </w:rPr>
-        <w:t>结构特殊</w:t>
-      </w:r>
-    </w:p>
-    <w:p>
-      <w:pPr>
-        <w:pStyle w:val="ListParagraph"/>
-        <w:numPr>
-          <w:ilvl w:val="0"/>
-          <w:numId w:val="32"/>
-        </w:numPr>
-        <w:spacing w:line="276" w:lineRule="auto"/>
-        <w:ind w:firstLineChars="0"/>
-        <w:rPr>
-          <w:rFonts w:ascii="Times New Roman" w:eastAsia="KaiTi" w:hAnsi="Times New Roman" w:cs="Times New Roman"/>
-          <w:lang w:val="en-US"/>
-        </w:rPr>
-      </w:pPr>
-      <w:r>
-        <w:rPr>
-          <w:rFonts w:ascii="Times New Roman" w:eastAsia="KaiTi" w:hAnsi="Times New Roman" w:cs="Times New Roman" w:hint="eastAsia"/>
-          <w:lang w:val="en-US"/>
-        </w:rPr>
-        <w:t>保守区：</w:t>
-      </w:r>
-      <w:r>
-        <w:rPr>
-          <w:rFonts w:ascii="Times New Roman" w:eastAsia="KaiTi" w:hAnsi="Times New Roman" w:cs="Times New Roman" w:hint="eastAsia"/>
-          <w:lang w:val="en-US"/>
-        </w:rPr>
-        <w:t>设计引物</w:t>
-      </w:r>
-    </w:p>
-    <w:p>
-      <w:pPr>
-        <w:pStyle w:val="ListParagraph"/>
-        <w:numPr>
-          <w:ilvl w:val="0"/>
-          <w:numId w:val="32"/>
-        </w:numPr>
-        <w:spacing w:line="276" w:lineRule="auto"/>
-        <w:ind w:firstLineChars="0"/>
-        <w:rPr>
-          <w:rFonts w:ascii="Times New Roman" w:eastAsia="KaiTi" w:hAnsi="Times New Roman" w:cs="Times New Roman"/>
-          <w:lang w:val="en-US"/>
-        </w:rPr>
-      </w:pPr>
-      <w:r>
-        <w:rPr>
-          <w:rFonts w:ascii="Times New Roman" w:eastAsia="KaiTi" w:hAnsi="Times New Roman" w:cs="Times New Roman" w:hint="eastAsia"/>
-          <w:lang w:val="en-US"/>
-        </w:rPr>
-        <w:t>可变区</w:t>
-      </w:r>
-      <w:r>
-        <w:rPr>
-          <w:rFonts w:ascii="Times New Roman" w:eastAsia="KaiTi" w:hAnsi="Times New Roman" w:cs="Times New Roman" w:hint="eastAsia"/>
-          <w:lang w:val="en-US"/>
-        </w:rPr>
-        <w:t>：推测演化关系和分类</w:t>
+        <w:t>广泛存在于原核生物中</w:t>
       </w:r>
     </w:p>
     <w:p>
@@ -757,7 +558,7 @@
         <w:spacing w:line="276" w:lineRule="auto"/>
         <w:ind w:firstLineChars="0"/>
         <w:rPr>
-          <w:rFonts w:ascii="Times New Roman" w:eastAsia="KaiTi" w:hAnsi="Times New Roman" w:cs="Times New Roman"/>
+          <w:rFonts w:ascii="Times New Roman" w:eastAsia="KaiTi" w:hAnsi="Times New Roman" w:cs="Times New Roman" w:hint="eastAsia"/>
           <w:u w:val="single"/>
           <w:lang w:val="en-US"/>
         </w:rPr>
@@ -777,22 +578,6 @@
           <w:lang w:val="en-US"/>
         </w:rPr>
         <w:t>结构</w:t>
-      </w:r>
-    </w:p>
-    <w:p>
-      <w:pPr>
-        <w:spacing w:line="276" w:lineRule="auto"/>
-        <w:rPr>
-          <w:rFonts w:ascii="Times New Roman" w:eastAsia="KaiTi" w:hAnsi="Times New Roman" w:cs="Times New Roman"/>
-          <w:lang w:val="en-US"/>
-        </w:rPr>
-      </w:pPr>
-      <w:r>
-        <w:rPr>
-          <w:rFonts w:ascii="Times New Roman" w:eastAsia="KaiTi" w:hAnsi="Times New Roman" w:cs="Times New Roman" w:hint="eastAsia"/>
-          <w:lang w:val="en-US"/>
-        </w:rPr>
-        <w:t>形态总体与细菌类似，极端环境下的古菌有时呈现出特殊的细胞形态</w:t>
       </w:r>
     </w:p>
     <w:p>
@@ -822,7 +607,7 @@
         <w:pStyle w:val="ListParagraph"/>
         <w:numPr>
           <w:ilvl w:val="0"/>
-          <w:numId w:val="35"/>
+          <w:numId w:val="34"/>
         </w:numPr>
         <w:spacing w:line="276" w:lineRule="auto"/>
         <w:ind w:firstLineChars="0"/>
@@ -836,107 +621,7 @@
           <w:rFonts w:ascii="Times New Roman" w:eastAsia="KaiTi" w:hAnsi="Times New Roman" w:cs="Times New Roman" w:hint="eastAsia"/>
           <w:lang w:val="en-US"/>
         </w:rPr>
-        <w:t>与细菌细胞壁功能类似，结构</w:t>
-      </w:r>
-      <w:r>
-        <w:rPr>
-          <w:rFonts w:ascii="Times New Roman" w:eastAsia="KaiTi" w:hAnsi="Times New Roman" w:cs="Times New Roman" w:hint="eastAsia"/>
-          <w:lang w:val="en-US"/>
-        </w:rPr>
-        <w:t>和化学成分</w:t>
-      </w:r>
-      <w:r>
-        <w:rPr>
-          <w:rFonts w:ascii="Times New Roman" w:eastAsia="KaiTi" w:hAnsi="Times New Roman" w:cs="Times New Roman" w:hint="eastAsia"/>
-          <w:lang w:val="en-US"/>
-        </w:rPr>
-        <w:t>多样</w:t>
-      </w:r>
-      <w:r>
-        <w:rPr>
-          <w:rFonts w:ascii="Times New Roman" w:eastAsia="KaiTi" w:hAnsi="Times New Roman" w:cs="Times New Roman" w:hint="eastAsia"/>
-          <w:lang w:val="en-US"/>
-        </w:rPr>
-        <w:t>性高</w:t>
-      </w:r>
-    </w:p>
-    <w:p>
-      <w:pPr>
-        <w:pStyle w:val="ListParagraph"/>
-        <w:numPr>
-          <w:ilvl w:val="0"/>
-          <w:numId w:val="36"/>
-        </w:numPr>
-        <w:spacing w:line="276" w:lineRule="auto"/>
-        <w:ind w:firstLineChars="0"/>
-        <w:rPr>
-          <w:rFonts w:ascii="Times New Roman" w:eastAsia="KaiTi" w:hAnsi="Times New Roman" w:cs="Times New Roman"/>
-          <w:lang w:val="en-US"/>
-        </w:rPr>
-      </w:pPr>
-      <w:r>
-        <w:rPr>
-          <w:rFonts w:ascii="Times New Roman" w:eastAsia="KaiTi" w:hAnsi="Times New Roman" w:cs="Times New Roman" w:hint="eastAsia"/>
-          <w:lang w:val="en-US"/>
-        </w:rPr>
-        <w:t>目前已知</w:t>
-      </w:r>
-      <w:r>
-        <w:rPr>
-          <w:rFonts w:ascii="Times New Roman" w:eastAsia="KaiTi" w:hAnsi="Times New Roman" w:cs="Times New Roman" w:hint="eastAsia"/>
-          <w:lang w:val="en-US"/>
-        </w:rPr>
-        <w:t>细胞壁中没有真正的肽聚糖</w:t>
-      </w:r>
-      <w:r>
-        <w:rPr>
-          <w:rFonts w:ascii="Times New Roman" w:eastAsia="KaiTi" w:hAnsi="Times New Roman" w:cs="Times New Roman" w:hint="eastAsia"/>
-          <w:lang w:val="en-US"/>
-        </w:rPr>
-        <w:t>（而是多糖</w:t>
-      </w:r>
-      <w:r>
-        <w:rPr>
-          <w:rFonts w:ascii="Times New Roman" w:eastAsia="KaiTi" w:hAnsi="Times New Roman" w:cs="Times New Roman" w:hint="eastAsia"/>
-          <w:lang w:val="en-US"/>
-        </w:rPr>
-        <w:t xml:space="preserve"> +</w:t>
-      </w:r>
-      <w:r>
-        <w:rPr>
-          <w:rFonts w:ascii="Times New Roman" w:eastAsia="KaiTi" w:hAnsi="Times New Roman" w:cs="Times New Roman"/>
-          <w:lang w:val="en-US"/>
-        </w:rPr>
-        <w:t xml:space="preserve"> </w:t>
-      </w:r>
-      <w:r>
-        <w:rPr>
-          <w:rFonts w:ascii="Times New Roman" w:eastAsia="KaiTi" w:hAnsi="Times New Roman" w:cs="Times New Roman" w:hint="eastAsia"/>
-          <w:lang w:val="en-US"/>
-        </w:rPr>
-        <w:t>糖蛋白）</w:t>
-      </w:r>
-    </w:p>
-    <w:p>
-      <w:pPr>
-        <w:pStyle w:val="ListParagraph"/>
-        <w:numPr>
-          <w:ilvl w:val="0"/>
-          <w:numId w:val="36"/>
-        </w:numPr>
-        <w:spacing w:line="276" w:lineRule="auto"/>
-        <w:ind w:firstLineChars="0"/>
-        <w:rPr>
-          <w:rFonts w:ascii="Times New Roman" w:eastAsia="KaiTi" w:hAnsi="Times New Roman" w:cs="Times New Roman"/>
-          <w:lang w:val="en-US"/>
-        </w:rPr>
-      </w:pPr>
-      <w:r>
-        <w:rPr>
-          <w:rFonts w:ascii="Times New Roman" w:eastAsia="KaiTi" w:hAnsi="Times New Roman" w:cs="Times New Roman" w:hint="eastAsia"/>
-          <w:lang w:val="en-US"/>
-        </w:rPr>
-        <w:t>热原体属无细胞壁</w:t>
+        <w:t>细胞膜</w:t>
       </w:r>
     </w:p>
     <w:p>
@@ -958,35 +643,28 @@
           <w:rFonts w:ascii="Times New Roman" w:eastAsia="KaiTi" w:hAnsi="Times New Roman" w:cs="Times New Roman" w:hint="eastAsia"/>
           <w:lang w:val="en-US"/>
         </w:rPr>
-        <w:t>同样可分为</w:t>
+        <w:t>同样由磷脂组成，但</w:t>
       </w:r>
       <w:r>
         <w:rPr>
-          <w:rFonts w:ascii="Times New Roman" w:eastAsia="KaiTi" w:hAnsi="Times New Roman" w:cs="Times New Roman"/>
-          <w:lang w:val="en-US"/>
-        </w:rPr>
-        <w:t>G+</w:t>
+          <w:rFonts w:ascii="Times New Roman" w:eastAsia="KaiTi" w:hAnsi="Times New Roman" w:cs="Times New Roman" w:hint="eastAsia"/>
+          <w:lang w:val="en-US"/>
+        </w:rPr>
+        <w:t>具有更明显</w:t>
       </w:r>
       <w:r>
         <w:rPr>
           <w:rFonts w:ascii="Times New Roman" w:eastAsia="KaiTi" w:hAnsi="Times New Roman" w:cs="Times New Roman" w:hint="eastAsia"/>
           <w:lang w:val="en-US"/>
         </w:rPr>
-        <w:t>和</w:t>
+        <w:t>的</w:t>
       </w:r>
       <w:r>
         <w:rPr>
           <w:rFonts w:ascii="Times New Roman" w:eastAsia="KaiTi" w:hAnsi="Times New Roman" w:cs="Times New Roman" w:hint="eastAsia"/>
           <w:lang w:val="en-US"/>
         </w:rPr>
-        <w:t>G</w:t>
-      </w:r>
-      <w:r>
-        <w:rPr>
-          <w:rFonts w:ascii="Times New Roman" w:eastAsia="KaiTi" w:hAnsi="Times New Roman" w:cs="Times New Roman"/>
-          <w:lang w:val="en-US"/>
-        </w:rPr>
-        <w:t>-</w:t>
+        <w:t>多样性</w:t>
       </w:r>
     </w:p>
     <w:p>
@@ -999,7 +677,7 @@
         <w:spacing w:line="276" w:lineRule="auto"/>
         <w:ind w:firstLineChars="0"/>
         <w:rPr>
-          <w:rFonts w:ascii="Times New Roman" w:eastAsia="KaiTi" w:hAnsi="Times New Roman" w:cs="Times New Roman"/>
+          <w:rFonts w:ascii="Times New Roman" w:eastAsia="KaiTi" w:hAnsi="Times New Roman" w:cs="Times New Roman" w:hint="eastAsia"/>
           <w:lang w:val="en-US"/>
         </w:rPr>
       </w:pPr>
@@ -1008,36 +686,7 @@
           <w:rFonts w:ascii="Times New Roman" w:eastAsia="KaiTi" w:hAnsi="Times New Roman" w:cs="Times New Roman" w:hint="eastAsia"/>
           <w:lang w:val="en-US"/>
         </w:rPr>
-        <w:lastRenderedPageBreak/>
-        <w:t>G+</w:t>
-      </w:r>
-      <w:r>
-        <w:rPr>
-          <w:rFonts w:ascii="Times New Roman" w:eastAsia="KaiTi" w:hAnsi="Times New Roman" w:cs="Times New Roman" w:hint="eastAsia"/>
-          <w:lang w:val="en-US"/>
-        </w:rPr>
-        <w:t>古菌细胞壁结构与细菌类似，组成上不同</w:t>
-      </w:r>
-      <w:r>
-        <w:rPr>
-          <w:rFonts w:ascii="Times New Roman" w:eastAsia="KaiTi" w:hAnsi="Times New Roman" w:cs="Times New Roman" w:hint="eastAsia"/>
-          <w:lang w:val="en-US"/>
-        </w:rPr>
-        <w:t>（</w:t>
-      </w:r>
-      <w:r>
-        <w:rPr>
-          <w:rFonts w:ascii="Times New Roman" w:eastAsia="KaiTi" w:hAnsi="Times New Roman" w:cs="Times New Roman" w:hint="eastAsia"/>
-          <w:lang w:val="en-US"/>
-        </w:rPr>
-        <w:t>假肽聚糖</w:t>
-      </w:r>
-      <w:r>
-        <w:rPr>
-          <w:rFonts w:ascii="Times New Roman" w:eastAsia="KaiTi" w:hAnsi="Times New Roman" w:cs="Times New Roman" w:hint="eastAsia"/>
-          <w:lang w:val="en-US"/>
-        </w:rPr>
-        <w:t>）</w:t>
+        <w:t>化学组分的多样性</w:t>
       </w:r>
     </w:p>
     <w:p>
@@ -1045,12 +694,12 @@
         <w:pStyle w:val="ListParagraph"/>
         <w:numPr>
           <w:ilvl w:val="0"/>
-          <w:numId w:val="39"/>
+          <w:numId w:val="37"/>
         </w:numPr>
         <w:spacing w:line="276" w:lineRule="auto"/>
         <w:ind w:firstLineChars="0"/>
         <w:rPr>
-          <w:rFonts w:ascii="Times New Roman" w:eastAsia="KaiTi" w:hAnsi="Times New Roman" w:cs="Times New Roman"/>
+          <w:rFonts w:ascii="Times New Roman" w:eastAsia="KaiTi" w:hAnsi="Times New Roman" w:cs="Times New Roman" w:hint="eastAsia"/>
           <w:lang w:val="en-US"/>
         </w:rPr>
       </w:pPr>
@@ -1059,107 +708,7 @@
           <w:rFonts w:ascii="Times New Roman" w:eastAsia="KaiTi" w:hAnsi="Times New Roman" w:cs="Times New Roman" w:hint="eastAsia"/>
           <w:lang w:val="en-US"/>
         </w:rPr>
-        <w:t>二糖单位中的</w:t>
-      </w:r>
-      <w:r>
-        <w:rPr>
-          <w:rFonts w:ascii="Times New Roman" w:eastAsia="KaiTi" w:hAnsi="Times New Roman" w:cs="Times New Roman"/>
-          <w:lang w:val="el-GR"/>
-        </w:rPr>
-        <w:t>β</w:t>
-      </w:r>
-      <w:r>
-        <w:rPr>
-          <w:rFonts w:ascii="Times New Roman" w:eastAsia="KaiTi" w:hAnsi="Times New Roman" w:cs="Times New Roman" w:hint="eastAsia"/>
-          <w:lang w:val="en-US"/>
-        </w:rPr>
-        <w:t>-1,3-</w:t>
-      </w:r>
-      <w:r>
-        <w:rPr>
-          <w:rFonts w:ascii="Times New Roman" w:eastAsia="KaiTi" w:hAnsi="Times New Roman" w:cs="Times New Roman" w:hint="eastAsia"/>
-          <w:lang w:val="en-US"/>
-        </w:rPr>
-        <w:t>糖苷键无法被溶菌酶水解</w:t>
-      </w:r>
-    </w:p>
-    <w:p>
-      <w:pPr>
-        <w:pStyle w:val="ListParagraph"/>
-        <w:numPr>
-          <w:ilvl w:val="0"/>
-          <w:numId w:val="39"/>
-        </w:numPr>
-        <w:spacing w:line="276" w:lineRule="auto"/>
-        <w:ind w:firstLineChars="0"/>
-        <w:rPr>
-          <w:rFonts w:ascii="Times New Roman" w:eastAsia="KaiTi" w:hAnsi="Times New Roman" w:cs="Times New Roman"/>
-          <w:lang w:val="en-US"/>
-        </w:rPr>
-      </w:pPr>
-      <w:r>
-        <w:rPr>
-          <w:rFonts w:ascii="Times New Roman" w:eastAsia="KaiTi" w:hAnsi="Times New Roman" w:cs="Times New Roman" w:hint="eastAsia"/>
-          <w:lang w:val="en-US"/>
-        </w:rPr>
-        <w:t>肽桥合成不受青霉素抑制</w:t>
-      </w:r>
-    </w:p>
-    <w:p>
-      <w:pPr>
-        <w:pStyle w:val="ListParagraph"/>
-        <w:numPr>
-          <w:ilvl w:val="0"/>
-          <w:numId w:val="35"/>
-        </w:numPr>
-        <w:spacing w:line="276" w:lineRule="auto"/>
-        <w:ind w:firstLineChars="0"/>
-        <w:rPr>
-          <w:rFonts w:ascii="Times New Roman" w:eastAsia="KaiTi" w:hAnsi="Times New Roman" w:cs="Times New Roman"/>
-          <w:lang w:val="en-US"/>
-        </w:rPr>
-      </w:pPr>
-      <w:r>
-        <w:rPr>
-          <w:rFonts w:ascii="Times New Roman" w:eastAsia="KaiTi" w:hAnsi="Times New Roman" w:cs="Times New Roman" w:hint="eastAsia"/>
-          <w:lang w:val="en-US"/>
-        </w:rPr>
-        <w:t>S</w:t>
-      </w:r>
-      <w:r>
-        <w:rPr>
-          <w:rFonts w:ascii="Times New Roman" w:eastAsia="KaiTi" w:hAnsi="Times New Roman" w:cs="Times New Roman" w:hint="eastAsia"/>
-          <w:lang w:val="en-US"/>
-        </w:rPr>
-        <w:t>层（</w:t>
-      </w:r>
-      <w:r>
-        <w:rPr>
-          <w:rFonts w:ascii="Times New Roman" w:eastAsia="KaiTi" w:hAnsi="Times New Roman" w:cs="Times New Roman"/>
-          <w:lang w:val="en-US"/>
-        </w:rPr>
-        <w:t>S layer</w:t>
-      </w:r>
-      <w:r>
-        <w:rPr>
-          <w:rFonts w:ascii="Times New Roman" w:eastAsia="KaiTi" w:hAnsi="Times New Roman" w:cs="Times New Roman" w:hint="eastAsia"/>
-          <w:lang w:val="en-US"/>
-        </w:rPr>
-        <w:t>，见</w:t>
-      </w:r>
-      <w:r>
-        <w:rPr>
-          <w:rFonts w:ascii="Times New Roman" w:eastAsia="KaiTi" w:hAnsi="Times New Roman" w:cs="Times New Roman" w:hint="eastAsia"/>
-          <w:lang w:val="en-US"/>
-        </w:rPr>
-        <w:t>细菌的形态结构部分</w:t>
-      </w:r>
-      <w:r>
-        <w:rPr>
-          <w:rFonts w:ascii="Times New Roman" w:eastAsia="KaiTi" w:hAnsi="Times New Roman" w:cs="Times New Roman" w:hint="eastAsia"/>
-          <w:lang w:val="en-US"/>
-        </w:rPr>
-        <w:t>）</w:t>
+        <w:t>结构的多样性</w:t>
       </w:r>
     </w:p>
     <w:p>
@@ -1172,7 +721,7 @@
         <w:spacing w:line="276" w:lineRule="auto"/>
         <w:ind w:firstLineChars="0"/>
         <w:rPr>
-          <w:rFonts w:ascii="Times New Roman" w:eastAsia="KaiTi" w:hAnsi="Times New Roman" w:cs="Times New Roman"/>
+          <w:rFonts w:ascii="Times New Roman" w:eastAsia="KaiTi" w:hAnsi="Times New Roman" w:cs="Times New Roman" w:hint="eastAsia"/>
           <w:lang w:val="en-US"/>
         </w:rPr>
       </w:pPr>
@@ -1181,293 +730,42 @@
           <w:rFonts w:ascii="Times New Roman" w:eastAsia="KaiTi" w:hAnsi="Times New Roman" w:cs="Times New Roman" w:hint="eastAsia"/>
           <w:lang w:val="en-US"/>
         </w:rPr>
-        <w:t>细胞膜</w:t>
-      </w:r>
-    </w:p>
-    <w:p>
-      <w:pPr>
-        <w:pStyle w:val="ListParagraph"/>
-        <w:numPr>
-          <w:ilvl w:val="0"/>
-          <w:numId w:val="35"/>
-        </w:numPr>
-        <w:spacing w:line="276" w:lineRule="auto"/>
-        <w:ind w:firstLineChars="0"/>
-        <w:rPr>
-          <w:rFonts w:ascii="Times New Roman" w:eastAsia="KaiTi" w:hAnsi="Times New Roman" w:cs="Times New Roman"/>
-          <w:lang w:val="en-US"/>
-        </w:rPr>
-      </w:pPr>
-      <w:r>
-        <w:rPr>
-          <w:rFonts w:ascii="Times New Roman" w:eastAsia="KaiTi" w:hAnsi="Times New Roman" w:cs="Times New Roman" w:hint="eastAsia"/>
-          <w:lang w:val="en-US"/>
-        </w:rPr>
-        <w:t>同样由磷脂组成，但</w:t>
+        <w:t>细胞质和内含物</w:t>
       </w:r>
       <w:r>
         <w:rPr>
           <w:rFonts w:ascii="Times New Roman" w:eastAsia="KaiTi" w:hAnsi="Times New Roman" w:cs="Times New Roman" w:hint="eastAsia"/>
           <w:lang w:val="en-US"/>
         </w:rPr>
-        <w:t>具有更明显</w:t>
+        <w:t>（气泡和</w:t>
       </w:r>
       <w:r>
         <w:rPr>
           <w:rFonts w:ascii="Times New Roman" w:eastAsia="KaiTi" w:hAnsi="Times New Roman" w:cs="Times New Roman" w:hint="eastAsia"/>
           <w:lang w:val="en-US"/>
         </w:rPr>
-        <w:t>的</w:t>
+        <w:t>颗粒状</w:t>
       </w:r>
       <w:r>
         <w:rPr>
-          <w:rFonts w:ascii="Times New Roman" w:eastAsia="KaiTi" w:hAnsi="Times New Roman" w:cs="Times New Roman" w:hint="eastAsia"/>
-          <w:lang w:val="en-US"/>
-        </w:rPr>
-        <w:t>多样性</w:t>
-      </w:r>
-    </w:p>
-    <w:p>
-      <w:pPr>
-        <w:pStyle w:val="ListParagraph"/>
-        <w:numPr>
-          <w:ilvl w:val="0"/>
-          <w:numId w:val="37"/>
-        </w:numPr>
-        <w:spacing w:line="276" w:lineRule="auto"/>
-        <w:ind w:firstLineChars="0"/>
-        <w:rPr>
-          <w:rFonts w:ascii="Times New Roman" w:eastAsia="KaiTi" w:hAnsi="Times New Roman" w:cs="Times New Roman"/>
-          <w:lang w:val="en-US"/>
-        </w:rPr>
-      </w:pPr>
-      <w:r>
-        <w:rPr>
-          <w:rFonts w:ascii="Times New Roman" w:eastAsia="KaiTi" w:hAnsi="Times New Roman" w:cs="Times New Roman" w:hint="eastAsia"/>
-          <w:lang w:val="en-US"/>
-        </w:rPr>
-        <w:t>化学组分的多样性</w:t>
-      </w:r>
-    </w:p>
-    <w:p>
-      <w:pPr>
-        <w:pStyle w:val="ListParagraph"/>
-        <w:numPr>
-          <w:ilvl w:val="0"/>
-          <w:numId w:val="40"/>
-        </w:numPr>
-        <w:spacing w:line="276" w:lineRule="auto"/>
-        <w:ind w:firstLineChars="0"/>
-        <w:rPr>
-          <w:rFonts w:ascii="Times New Roman" w:eastAsia="KaiTi" w:hAnsi="Times New Roman" w:cs="Times New Roman" w:hint="eastAsia"/>
-          <w:lang w:val="en-US"/>
-        </w:rPr>
-      </w:pPr>
-      <w:r>
-        <w:rPr>
-          <w:rFonts w:ascii="Times New Roman" w:eastAsia="KaiTi" w:hAnsi="Times New Roman" w:cs="Times New Roman" w:hint="eastAsia"/>
-          <w:lang w:val="en-US"/>
-        </w:rPr>
-        <w:t>亲水头</w:t>
+          <w:rFonts w:ascii="Apple Color Emoji" w:eastAsia="KaiTi" w:hAnsi="Apple Color Emoji" w:cs="Apple Color Emoji" w:hint="eastAsia"/>
+          <w:lang w:val="en-US"/>
+        </w:rPr>
+        <w:t>贮藏</w:t>
       </w:r>
       <w:r>
         <w:rPr>
-          <w:rFonts w:ascii="Times New Roman" w:eastAsia="KaiTi" w:hAnsi="Times New Roman" w:cs="Times New Roman" w:hint="eastAsia"/>
-          <w:lang w:val="en-US"/>
-        </w:rPr>
-        <w:t>（</w:t>
+          <w:rFonts w:ascii="Cambria" w:eastAsia="KaiTi" w:hAnsi="Cambria" w:cs="Cambria" w:hint="eastAsia"/>
+          <w:lang w:val="en-US"/>
+        </w:rPr>
+        <w:t>物</w:t>
       </w:r>
       <w:r>
         <w:rPr>
           <w:rFonts w:ascii="Times New Roman" w:eastAsia="KaiTi" w:hAnsi="Times New Roman" w:cs="Times New Roman" w:hint="eastAsia"/>
           <w:lang w:val="en-US"/>
         </w:rPr>
-        <w:t>甘油</w:t>
-      </w:r>
-      <w:r>
-        <w:rPr>
-          <w:rFonts w:ascii="Times New Roman" w:eastAsia="KaiTi" w:hAnsi="Times New Roman" w:cs="Times New Roman" w:hint="eastAsia"/>
-          <w:lang w:val="en-US"/>
-        </w:rPr>
         <w:t>）</w:t>
-      </w:r>
-      <w:r>
-        <w:rPr>
-          <w:rFonts w:ascii="Times New Roman" w:eastAsia="KaiTi" w:hAnsi="Times New Roman" w:cs="Times New Roman" w:hint="eastAsia"/>
-          <w:lang w:val="en-US"/>
-        </w:rPr>
-        <w:t>与疏水尾</w:t>
-      </w:r>
-      <w:r>
-        <w:rPr>
-          <w:rFonts w:ascii="Times New Roman" w:eastAsia="KaiTi" w:hAnsi="Times New Roman" w:cs="Times New Roman" w:hint="eastAsia"/>
-          <w:lang w:val="en-US"/>
-        </w:rPr>
-        <w:t>（</w:t>
-      </w:r>
-      <w:r>
-        <w:rPr>
-          <w:rFonts w:ascii="Times New Roman" w:eastAsia="KaiTi" w:hAnsi="Times New Roman" w:cs="Times New Roman" w:hint="eastAsia"/>
-          <w:lang w:val="en-US"/>
-        </w:rPr>
-        <w:t>烃链</w:t>
-      </w:r>
-      <w:r>
-        <w:rPr>
-          <w:rFonts w:ascii="Times New Roman" w:eastAsia="KaiTi" w:hAnsi="Times New Roman" w:cs="Times New Roman" w:hint="eastAsia"/>
-          <w:lang w:val="en-US"/>
-        </w:rPr>
-        <w:t>）</w:t>
-      </w:r>
-      <w:r>
-        <w:rPr>
-          <w:rFonts w:ascii="Times New Roman" w:eastAsia="KaiTi" w:hAnsi="Times New Roman" w:cs="Times New Roman" w:hint="eastAsia"/>
-          <w:lang w:val="en-US"/>
-        </w:rPr>
-        <w:t>间通过醚键</w:t>
-      </w:r>
-      <w:r>
-        <w:rPr>
-          <w:rFonts w:ascii="Times New Roman" w:eastAsia="KaiTi" w:hAnsi="Times New Roman" w:cs="Times New Roman" w:hint="eastAsia"/>
-          <w:lang w:val="en-US"/>
-        </w:rPr>
-        <w:t>（</w:t>
-      </w:r>
-      <w:r>
-        <w:rPr>
-          <w:rFonts w:ascii="Times New Roman" w:eastAsia="KaiTi" w:hAnsi="Times New Roman" w:cs="Times New Roman" w:hint="eastAsia"/>
-          <w:lang w:val="en-US"/>
-        </w:rPr>
-        <w:t>而</w:t>
-      </w:r>
-      <w:r>
-        <w:rPr>
-          <w:rFonts w:ascii="Times New Roman" w:eastAsia="KaiTi" w:hAnsi="Times New Roman" w:cs="Times New Roman" w:hint="eastAsia"/>
-          <w:lang w:val="en-US"/>
-        </w:rPr>
-        <w:t>非</w:t>
-      </w:r>
-      <w:r>
-        <w:rPr>
-          <w:rFonts w:ascii="Times New Roman" w:eastAsia="KaiTi" w:hAnsi="Times New Roman" w:cs="Times New Roman" w:hint="eastAsia"/>
-          <w:lang w:val="en-US"/>
-        </w:rPr>
-        <w:t>酯键</w:t>
-      </w:r>
-      <w:r>
-        <w:rPr>
-          <w:rFonts w:ascii="Times New Roman" w:eastAsia="KaiTi" w:hAnsi="Times New Roman" w:cs="Times New Roman" w:hint="eastAsia"/>
-          <w:lang w:val="en-US"/>
-        </w:rPr>
-        <w:t>）</w:t>
-      </w:r>
-      <w:r>
-        <w:rPr>
-          <w:rFonts w:ascii="Times New Roman" w:eastAsia="KaiTi" w:hAnsi="Times New Roman" w:cs="Times New Roman" w:hint="eastAsia"/>
-          <w:lang w:val="en-US"/>
-        </w:rPr>
-        <w:t>连接</w:t>
-      </w:r>
-    </w:p>
-    <w:p>
-      <w:pPr>
-        <w:pStyle w:val="ListParagraph"/>
-        <w:numPr>
-          <w:ilvl w:val="0"/>
-          <w:numId w:val="37"/>
-        </w:numPr>
-        <w:spacing w:line="276" w:lineRule="auto"/>
-        <w:ind w:firstLineChars="0"/>
-        <w:rPr>
-          <w:rFonts w:ascii="Times New Roman" w:eastAsia="KaiTi" w:hAnsi="Times New Roman" w:cs="Times New Roman"/>
-          <w:lang w:val="en-US"/>
-        </w:rPr>
-      </w:pPr>
-      <w:r>
-        <w:rPr>
-          <w:rFonts w:ascii="Times New Roman" w:eastAsia="KaiTi" w:hAnsi="Times New Roman" w:cs="Times New Roman" w:hint="eastAsia"/>
-          <w:lang w:val="en-US"/>
-        </w:rPr>
-        <w:t>结构的多样性</w:t>
-      </w:r>
-    </w:p>
-    <w:p>
-      <w:pPr>
-        <w:pStyle w:val="ListParagraph"/>
-        <w:numPr>
-          <w:ilvl w:val="0"/>
-          <w:numId w:val="40"/>
-        </w:numPr>
-        <w:spacing w:line="276" w:lineRule="auto"/>
-        <w:ind w:firstLineChars="0"/>
-        <w:rPr>
-          <w:rFonts w:ascii="Times New Roman" w:eastAsia="KaiTi" w:hAnsi="Times New Roman" w:cs="Times New Roman"/>
-          <w:lang w:val="en-US"/>
-        </w:rPr>
-      </w:pPr>
-      <w:r>
-        <w:rPr>
-          <w:rFonts w:ascii="Times New Roman" w:eastAsia="KaiTi" w:hAnsi="Times New Roman" w:cs="Times New Roman" w:hint="eastAsia"/>
-          <w:lang w:val="en-US"/>
-        </w:rPr>
-        <w:t>双分子层膜</w:t>
-      </w:r>
-    </w:p>
-    <w:p>
-      <w:pPr>
-        <w:pStyle w:val="ListParagraph"/>
-        <w:numPr>
-          <w:ilvl w:val="0"/>
-          <w:numId w:val="40"/>
-        </w:numPr>
-        <w:spacing w:line="276" w:lineRule="auto"/>
-        <w:ind w:firstLineChars="0"/>
-        <w:rPr>
-          <w:rFonts w:ascii="Times New Roman" w:eastAsia="KaiTi" w:hAnsi="Times New Roman" w:cs="Times New Roman"/>
-          <w:lang w:val="en-US"/>
-        </w:rPr>
-      </w:pPr>
-      <w:r>
-        <w:rPr>
-          <w:rFonts w:ascii="Times New Roman" w:eastAsia="KaiTi" w:hAnsi="Times New Roman" w:cs="Times New Roman" w:hint="eastAsia"/>
-          <w:lang w:val="en-US"/>
-        </w:rPr>
-        <w:t>单分子层膜</w:t>
-      </w:r>
-      <w:r>
-        <w:rPr>
-          <w:rFonts w:ascii="Times New Roman" w:eastAsia="KaiTi" w:hAnsi="Times New Roman" w:cs="Times New Roman" w:hint="eastAsia"/>
-          <w:lang w:val="en-US"/>
-        </w:rPr>
-        <w:t>/</w:t>
-      </w:r>
-      <w:r>
-        <w:rPr>
-          <w:rFonts w:ascii="Times New Roman" w:eastAsia="KaiTi" w:hAnsi="Times New Roman" w:cs="Times New Roman" w:hint="eastAsia"/>
-          <w:lang w:val="en-US"/>
-        </w:rPr>
-        <w:t>单双分子层混合膜</w:t>
-      </w:r>
-      <w:r>
-        <w:rPr>
-          <w:rFonts w:ascii="Times New Roman" w:eastAsia="KaiTi" w:hAnsi="Times New Roman" w:cs="Times New Roman" w:hint="eastAsia"/>
-          <w:lang w:val="en-US"/>
-        </w:rPr>
-        <w:t>：前者</w:t>
-      </w:r>
-      <w:r>
-        <w:rPr>
-          <w:rFonts w:ascii="Times New Roman" w:eastAsia="KaiTi" w:hAnsi="Times New Roman" w:cs="Times New Roman" w:hint="eastAsia"/>
-          <w:lang w:val="en-US"/>
-        </w:rPr>
-        <w:t>多见于嗜高温古菌</w:t>
-      </w:r>
-      <w:r>
-        <w:rPr>
-          <w:rFonts w:ascii="Times New Roman" w:eastAsia="KaiTi" w:hAnsi="Times New Roman" w:cs="Times New Roman" w:hint="eastAsia"/>
-          <w:lang w:val="en-US"/>
-        </w:rPr>
-        <w:t>（可能是机械强度高）</w:t>
       </w:r>
     </w:p>
     <w:p>
@@ -1480,7 +778,7 @@
         <w:spacing w:line="276" w:lineRule="auto"/>
         <w:ind w:firstLineChars="0"/>
         <w:rPr>
-          <w:rFonts w:ascii="Times New Roman" w:eastAsia="KaiTi" w:hAnsi="Times New Roman" w:cs="Times New Roman"/>
+          <w:rFonts w:ascii="Times New Roman" w:eastAsia="KaiTi" w:hAnsi="Times New Roman" w:cs="Times New Roman" w:hint="eastAsia"/>
           <w:lang w:val="en-US"/>
         </w:rPr>
       </w:pPr>
@@ -1489,322 +787,7 @@
           <w:rFonts w:ascii="Times New Roman" w:eastAsia="KaiTi" w:hAnsi="Times New Roman" w:cs="Times New Roman" w:hint="eastAsia"/>
           <w:lang w:val="en-US"/>
         </w:rPr>
-        <w:t>细胞质和内含物</w:t>
-      </w:r>
-    </w:p>
-    <w:p>
-      <w:pPr>
-        <w:pStyle w:val="ListParagraph"/>
-        <w:numPr>
-          <w:ilvl w:val="0"/>
-          <w:numId w:val="35"/>
-        </w:numPr>
-        <w:spacing w:line="276" w:lineRule="auto"/>
-        <w:ind w:firstLineChars="0"/>
-        <w:rPr>
-          <w:rFonts w:ascii="Times New Roman" w:eastAsia="KaiTi" w:hAnsi="Times New Roman" w:cs="Times New Roman"/>
-          <w:lang w:val="en-US"/>
-        </w:rPr>
-      </w:pPr>
-      <w:r>
-        <w:rPr>
-          <w:rFonts w:ascii="Times New Roman" w:eastAsia="KaiTi" w:hAnsi="Times New Roman" w:cs="Times New Roman" w:hint="eastAsia"/>
-          <w:lang w:val="en-US"/>
-        </w:rPr>
-        <w:t>无复杂内膜</w:t>
-      </w:r>
-      <w:r>
-        <w:rPr>
-          <w:rFonts w:ascii="Times New Roman" w:eastAsia="KaiTi" w:hAnsi="Times New Roman" w:cs="Times New Roman" w:hint="eastAsia"/>
-          <w:lang w:val="en-US"/>
-        </w:rPr>
-        <w:t>系统及有关</w:t>
-      </w:r>
-      <w:r>
-        <w:rPr>
-          <w:rFonts w:ascii="Times New Roman" w:eastAsia="KaiTi" w:hAnsi="Times New Roman" w:cs="Times New Roman" w:hint="eastAsia"/>
-          <w:lang w:val="en-US"/>
-        </w:rPr>
-        <w:t>细胞器</w:t>
-      </w:r>
-      <w:r>
-        <w:rPr>
-          <w:rFonts w:ascii="Times New Roman" w:eastAsia="KaiTi" w:hAnsi="Times New Roman" w:cs="Times New Roman" w:hint="eastAsia"/>
-          <w:lang w:val="en-US"/>
-        </w:rPr>
-        <w:t>；</w:t>
-      </w:r>
-      <w:r>
-        <w:rPr>
-          <w:rFonts w:ascii="Times New Roman" w:eastAsia="KaiTi" w:hAnsi="Times New Roman" w:cs="Times New Roman" w:hint="eastAsia"/>
-          <w:lang w:val="en-US"/>
-        </w:rPr>
-        <w:t>70S</w:t>
-      </w:r>
-      <w:r>
-        <w:rPr>
-          <w:rFonts w:ascii="Times New Roman" w:eastAsia="KaiTi" w:hAnsi="Times New Roman" w:cs="Times New Roman" w:hint="eastAsia"/>
-          <w:lang w:val="en-US"/>
-        </w:rPr>
-        <w:t>核糖体</w:t>
-      </w:r>
-    </w:p>
-    <w:p>
-      <w:pPr>
-        <w:pStyle w:val="ListParagraph"/>
-        <w:numPr>
-          <w:ilvl w:val="0"/>
-          <w:numId w:val="35"/>
-        </w:numPr>
-        <w:spacing w:line="276" w:lineRule="auto"/>
-        <w:ind w:firstLineChars="0"/>
-        <w:rPr>
-          <w:rFonts w:ascii="Times New Roman" w:eastAsia="KaiTi" w:hAnsi="Times New Roman" w:cs="Times New Roman"/>
-          <w:lang w:val="en-US"/>
-        </w:rPr>
-      </w:pPr>
-      <w:r>
-        <w:rPr>
-          <w:rFonts w:ascii="Times New Roman" w:eastAsia="KaiTi" w:hAnsi="Times New Roman" w:cs="Times New Roman" w:hint="eastAsia"/>
-          <w:lang w:val="en-US"/>
-        </w:rPr>
-        <w:t>部分</w:t>
-      </w:r>
-      <w:r>
-        <w:rPr>
-          <w:rFonts w:ascii="Times New Roman" w:eastAsia="KaiTi" w:hAnsi="Times New Roman" w:cs="Times New Roman" w:hint="eastAsia"/>
-          <w:lang w:val="en-US"/>
-        </w:rPr>
-        <w:t>细胞质中</w:t>
-      </w:r>
-      <w:r>
-        <w:rPr>
-          <w:rFonts w:ascii="Times New Roman" w:eastAsia="KaiTi" w:hAnsi="Times New Roman" w:cs="Times New Roman" w:hint="eastAsia"/>
-          <w:lang w:val="en-US"/>
-        </w:rPr>
-        <w:t>存在</w:t>
-      </w:r>
-      <w:r>
-        <w:rPr>
-          <w:rFonts w:ascii="Times New Roman" w:eastAsia="KaiTi" w:hAnsi="Times New Roman" w:cs="Times New Roman" w:hint="eastAsia"/>
-          <w:lang w:val="en-US"/>
-        </w:rPr>
-        <w:t>具有一定功能的颗粒状内含物</w:t>
-      </w:r>
-      <w:r>
-        <w:rPr>
-          <w:rFonts w:ascii="Times New Roman" w:eastAsia="KaiTi" w:hAnsi="Times New Roman" w:cs="Times New Roman" w:hint="eastAsia"/>
-          <w:lang w:val="en-US"/>
-        </w:rPr>
-        <w:t>（气泡</w:t>
-      </w:r>
-      <w:r>
-        <w:rPr>
-          <w:rFonts w:ascii="Times New Roman" w:eastAsia="KaiTi" w:hAnsi="Times New Roman" w:cs="Times New Roman"/>
-          <w:lang w:val="en-US"/>
-        </w:rPr>
-        <w:t>…</w:t>
-      </w:r>
-      <w:r>
-        <w:rPr>
-          <w:rFonts w:ascii="Times New Roman" w:eastAsia="KaiTi" w:hAnsi="Times New Roman" w:cs="Times New Roman" w:hint="eastAsia"/>
-          <w:lang w:val="en-US"/>
-        </w:rPr>
-        <w:t>）</w:t>
-      </w:r>
-    </w:p>
-    <w:p>
-      <w:pPr>
-        <w:pStyle w:val="ListParagraph"/>
-        <w:numPr>
-          <w:ilvl w:val="0"/>
-          <w:numId w:val="37"/>
-        </w:numPr>
-        <w:spacing w:line="276" w:lineRule="auto"/>
-        <w:ind w:firstLineChars="0"/>
-        <w:rPr>
-          <w:rFonts w:ascii="Times New Roman" w:eastAsia="KaiTi" w:hAnsi="Times New Roman" w:cs="Times New Roman"/>
-          <w:lang w:val="en-US"/>
-        </w:rPr>
-      </w:pPr>
-      <w:r>
-        <w:rPr>
-          <w:rFonts w:ascii="Times New Roman" w:eastAsia="KaiTi" w:hAnsi="Times New Roman" w:cs="Times New Roman" w:hint="eastAsia"/>
-          <w:lang w:val="en-US"/>
-        </w:rPr>
-        <w:t>嗜盐古菌产生聚羟基脂肪酸酯</w:t>
-      </w:r>
-      <w:r>
-        <w:rPr>
-          <w:rFonts w:ascii="Times New Roman" w:eastAsia="KaiTi" w:hAnsi="Times New Roman" w:cs="Times New Roman" w:hint="eastAsia"/>
-          <w:lang w:val="en-US"/>
-        </w:rPr>
-        <w:t>(PHA)</w:t>
-      </w:r>
-      <w:r>
-        <w:rPr>
-          <w:rFonts w:ascii="Times New Roman" w:eastAsia="KaiTi" w:hAnsi="Times New Roman" w:cs="Times New Roman" w:hint="eastAsia"/>
-          <w:lang w:val="en-US"/>
-        </w:rPr>
-        <w:t>，可用作生物可降解塑料（细菌中为</w:t>
-      </w:r>
-      <w:r>
-        <w:rPr>
-          <w:rFonts w:ascii="Times New Roman" w:eastAsia="KaiTi" w:hAnsi="Times New Roman" w:cs="Times New Roman" w:hint="eastAsia"/>
-          <w:lang w:val="en-US"/>
-        </w:rPr>
-        <w:t>聚</w:t>
-      </w:r>
-      <w:r>
-        <w:rPr>
-          <w:rFonts w:ascii="Times New Roman" w:eastAsia="KaiTi" w:hAnsi="Times New Roman" w:cs="Times New Roman" w:hint="eastAsia"/>
-          <w:lang w:val="en-US"/>
-        </w:rPr>
-        <w:t>-</w:t>
-      </w:r>
-      <w:r>
-        <w:rPr>
-          <w:rFonts w:ascii="Times New Roman" w:eastAsia="KaiTi" w:hAnsi="Times New Roman" w:cs="Times New Roman" w:hint="eastAsia"/>
-          <w:lang w:val="en-US"/>
-        </w:rPr>
-        <w:t>β</w:t>
-      </w:r>
-      <w:r>
-        <w:rPr>
-          <w:rFonts w:ascii="Times New Roman" w:eastAsia="KaiTi" w:hAnsi="Times New Roman" w:cs="Times New Roman" w:hint="eastAsia"/>
-          <w:lang w:val="en-US"/>
-        </w:rPr>
-        <w:t>-</w:t>
-      </w:r>
-      <w:r>
-        <w:rPr>
-          <w:rFonts w:ascii="Times New Roman" w:eastAsia="KaiTi" w:hAnsi="Times New Roman" w:cs="Times New Roman" w:hint="eastAsia"/>
-          <w:lang w:val="en-US"/>
-        </w:rPr>
-        <w:t>羟丁酸</w:t>
-      </w:r>
-      <w:r>
-        <w:rPr>
-          <w:rFonts w:ascii="Times New Roman" w:eastAsia="KaiTi" w:hAnsi="Times New Roman" w:cs="Times New Roman"/>
-          <w:lang w:val="en-US"/>
-        </w:rPr>
-        <w:t>PHB</w:t>
-      </w:r>
-      <w:r>
-        <w:rPr>
-          <w:rFonts w:ascii="Times New Roman" w:eastAsia="KaiTi" w:hAnsi="Times New Roman" w:cs="Times New Roman" w:hint="eastAsia"/>
-          <w:lang w:val="en-US"/>
-        </w:rPr>
-        <w:t>）</w:t>
-      </w:r>
-    </w:p>
-    <w:p>
-      <w:pPr>
-        <w:pStyle w:val="ListParagraph"/>
-        <w:numPr>
-          <w:ilvl w:val="0"/>
-          <w:numId w:val="34"/>
-        </w:numPr>
-        <w:spacing w:line="276" w:lineRule="auto"/>
-        <w:ind w:firstLineChars="0"/>
-        <w:rPr>
-          <w:rFonts w:ascii="Times New Roman" w:eastAsia="KaiTi" w:hAnsi="Times New Roman" w:cs="Times New Roman"/>
-          <w:lang w:val="en-US"/>
-        </w:rPr>
-      </w:pPr>
-      <w:r>
-        <w:rPr>
-          <w:rFonts w:ascii="Times New Roman" w:eastAsia="KaiTi" w:hAnsi="Times New Roman" w:cs="Times New Roman" w:hint="eastAsia"/>
-          <w:lang w:val="en-US"/>
-        </w:rPr>
         <w:t>核区</w:t>
-      </w:r>
-    </w:p>
-    <w:p>
-      <w:pPr>
-        <w:pStyle w:val="ListParagraph"/>
-        <w:numPr>
-          <w:ilvl w:val="0"/>
-          <w:numId w:val="41"/>
-        </w:numPr>
-        <w:spacing w:line="276" w:lineRule="auto"/>
-        <w:ind w:firstLineChars="0"/>
-        <w:rPr>
-          <w:rFonts w:ascii="Times New Roman" w:eastAsia="KaiTi" w:hAnsi="Times New Roman" w:cs="Times New Roman"/>
-          <w:lang w:val="en-US"/>
-        </w:rPr>
-      </w:pPr>
-      <w:r>
-        <w:rPr>
-          <w:rFonts w:ascii="Times New Roman" w:eastAsia="KaiTi" w:hAnsi="Times New Roman" w:cs="Times New Roman" w:hint="eastAsia"/>
-          <w:lang w:val="en-US"/>
-        </w:rPr>
-        <w:t>没有具核仁、核膜的细胞核</w:t>
-      </w:r>
-    </w:p>
-    <w:p>
-      <w:pPr>
-        <w:pStyle w:val="ListParagraph"/>
-        <w:numPr>
-          <w:ilvl w:val="0"/>
-          <w:numId w:val="41"/>
-        </w:numPr>
-        <w:spacing w:line="276" w:lineRule="auto"/>
-        <w:ind w:firstLineChars="0"/>
-        <w:rPr>
-          <w:rFonts w:ascii="Times New Roman" w:eastAsia="KaiTi" w:hAnsi="Times New Roman" w:cs="Times New Roman"/>
-          <w:lang w:val="en-US"/>
-        </w:rPr>
-      </w:pPr>
-      <w:r>
-        <w:rPr>
-          <w:rFonts w:ascii="Times New Roman" w:eastAsia="KaiTi" w:hAnsi="Times New Roman" w:cs="Times New Roman" w:hint="eastAsia"/>
-          <w:lang w:val="en-US"/>
-        </w:rPr>
-        <w:t>染色体</w:t>
-      </w:r>
-      <w:r>
-        <w:rPr>
-          <w:rFonts w:ascii="Times New Roman" w:eastAsia="KaiTi" w:hAnsi="Times New Roman" w:cs="Times New Roman" w:hint="eastAsia"/>
-          <w:lang w:val="en-US"/>
-        </w:rPr>
-        <w:t>DNA</w:t>
-      </w:r>
-      <w:r>
-        <w:rPr>
-          <w:rFonts w:ascii="Times New Roman" w:eastAsia="KaiTi" w:hAnsi="Times New Roman" w:cs="Times New Roman" w:hint="eastAsia"/>
-          <w:lang w:val="en-US"/>
-        </w:rPr>
-        <w:t>为共价闭和环状</w:t>
-      </w:r>
-    </w:p>
-    <w:p>
-      <w:pPr>
-        <w:pStyle w:val="ListParagraph"/>
-        <w:numPr>
-          <w:ilvl w:val="0"/>
-          <w:numId w:val="41"/>
-        </w:numPr>
-        <w:spacing w:line="276" w:lineRule="auto"/>
-        <w:ind w:firstLineChars="0"/>
-        <w:rPr>
-          <w:rFonts w:ascii="Times New Roman" w:eastAsia="KaiTi" w:hAnsi="Times New Roman" w:cs="Times New Roman" w:hint="eastAsia"/>
-          <w:lang w:val="en-US"/>
-        </w:rPr>
-      </w:pPr>
-      <w:r>
-        <w:rPr>
-          <w:rFonts w:ascii="Times New Roman" w:eastAsia="KaiTi" w:hAnsi="Times New Roman" w:cs="Times New Roman" w:hint="eastAsia"/>
-          <w:lang w:val="en-US"/>
-        </w:rPr>
-        <w:t>转录等过程类似原核细菌</w:t>
-      </w:r>
-      <w:r>
-        <w:rPr>
-          <w:rFonts w:ascii="Times New Roman" w:eastAsia="KaiTi" w:hAnsi="Times New Roman" w:cs="Times New Roman" w:hint="eastAsia"/>
-          <w:lang w:val="en-US"/>
-        </w:rPr>
-        <w:t>（翻译过程类似真核生物）</w:t>
       </w:r>
     </w:p>
     <w:sectPr>
@@ -2611,6 +1594,119 @@
     </w:lvl>
   </w:abstractNum>
   <w:abstractNum w:abstractNumId="7" w15:restartNumberingAfterBreak="0">
+    <w:nsid w:val="218E7FCC"/>
+    <w:multiLevelType w:val="hybridMultilevel"/>
+    <w:tmpl w:val="FCA638DE"/>
+    <w:lvl w:ilvl="0" w:tplc="4EB4C04E">
+      <w:start w:val="1"/>
+      <w:numFmt w:val="bullet"/>
+      <w:lvlText w:val="•"/>
+      <w:lvlJc w:val="left"/>
+      <w:pPr>
+        <w:ind w:left="420" w:hanging="420"/>
+      </w:pPr>
+      <w:rPr>
+        <w:rFonts w:ascii="Wingdings" w:hAnsi="Wingdings" w:hint="default"/>
+      </w:rPr>
+    </w:lvl>
+    <w:lvl w:ilvl="1" w:tplc="04090003" w:tentative="1">
+      <w:start w:val="1"/>
+      <w:numFmt w:val="bullet"/>
+      <w:lvlText w:val=""/>
+      <w:lvlJc w:val="left"/>
+      <w:pPr>
+        <w:ind w:left="840" w:hanging="420"/>
+      </w:pPr>
+      <w:rPr>
+        <w:rFonts w:ascii="Wingdings" w:hAnsi="Wingdings" w:hint="default"/>
+      </w:rPr>
+    </w:lvl>
+    <w:lvl w:ilvl="2" w:tplc="04090005" w:tentative="1">
+      <w:start w:val="1"/>
+      <w:numFmt w:val="bullet"/>
+      <w:lvlText w:val=""/>
+      <w:lvlJc w:val="left"/>
+      <w:pPr>
+        <w:ind w:left="1260" w:hanging="420"/>
+      </w:pPr>
+      <w:rPr>
+        <w:rFonts w:ascii="Wingdings" w:hAnsi="Wingdings" w:hint="default"/>
+      </w:rPr>
+    </w:lvl>
+    <w:lvl w:ilvl="3" w:tplc="04090001" w:tentative="1">
+      <w:start w:val="1"/>
+      <w:numFmt w:val="bullet"/>
+      <w:lvlText w:val=""/>
+      <w:lvlJc w:val="left"/>
+      <w:pPr>
+        <w:ind w:left="1680" w:hanging="420"/>
+      </w:pPr>
+      <w:rPr>
+        <w:rFonts w:ascii="Wingdings" w:hAnsi="Wingdings" w:hint="default"/>
+      </w:rPr>
+    </w:lvl>
+    <w:lvl w:ilvl="4" w:tplc="04090003" w:tentative="1">
+      <w:start w:val="1"/>
+      <w:numFmt w:val="bullet"/>
+      <w:lvlText w:val=""/>
+      <w:lvlJc w:val="left"/>
+      <w:pPr>
+        <w:ind w:left="2100" w:hanging="420"/>
+      </w:pPr>
+      <w:rPr>
+        <w:rFonts w:ascii="Wingdings" w:hAnsi="Wingdings" w:hint="default"/>
+      </w:rPr>
+    </w:lvl>
+    <w:lvl w:ilvl="5" w:tplc="04090005" w:tentative="1">
+      <w:start w:val="1"/>
+      <w:numFmt w:val="bullet"/>
+      <w:lvlText w:val=""/>
+      <w:lvlJc w:val="left"/>
+      <w:pPr>
+        <w:ind w:left="2520" w:hanging="420"/>
+      </w:pPr>
+      <w:rPr>
+        <w:rFonts w:ascii="Wingdings" w:hAnsi="Wingdings" w:hint="default"/>
+      </w:rPr>
+    </w:lvl>
+    <w:lvl w:ilvl="6" w:tplc="04090001" w:tentative="1">
+      <w:start w:val="1"/>
+      <w:numFmt w:val="bullet"/>
+      <w:lvlText w:val=""/>
+      <w:lvlJc w:val="left"/>
+      <w:pPr>
+        <w:ind w:left="2940" w:hanging="420"/>
+      </w:pPr>
+      <w:rPr>
+        <w:rFonts w:ascii="Wingdings" w:hAnsi="Wingdings" w:hint="default"/>
+      </w:rPr>
+    </w:lvl>
+    <w:lvl w:ilvl="7" w:tplc="04090003" w:tentative="1">
+      <w:start w:val="1"/>
+      <w:numFmt w:val="bullet"/>
+      <w:lvlText w:val=""/>
+      <w:lvlJc w:val="left"/>
+      <w:pPr>
+        <w:ind w:left="3360" w:hanging="420"/>
+      </w:pPr>
+      <w:rPr>
+        <w:rFonts w:ascii="Wingdings" w:hAnsi="Wingdings" w:hint="default"/>
+      </w:rPr>
+    </w:lvl>
+    <w:lvl w:ilvl="8" w:tplc="04090005" w:tentative="1">
+      <w:start w:val="1"/>
+      <w:numFmt w:val="bullet"/>
+      <w:lvlText w:val=""/>
+      <w:lvlJc w:val="left"/>
+      <w:pPr>
+        <w:ind w:left="3780" w:hanging="420"/>
+      </w:pPr>
+      <w:rPr>
+        <w:rFonts w:ascii="Wingdings" w:hAnsi="Wingdings" w:hint="default"/>
+      </w:rPr>
+    </w:lvl>
+  </w:abstractNum>
+  <w:abstractNum w:abstractNumId="8" w15:restartNumberingAfterBreak="0">
     <w:nsid w:val="224E3D74"/>
     <w:multiLevelType w:val="hybridMultilevel"/>
     <w:tmpl w:val="A600C66E"/>
@@ -2723,7 +1819,7 @@
       </w:rPr>
     </w:lvl>
   </w:abstractNum>
-  <w:abstractNum w:abstractNumId="8" w15:restartNumberingAfterBreak="0">
+  <w:abstractNum w:abstractNumId="9" w15:restartNumberingAfterBreak="0">
     <w:nsid w:val="22E15A4E"/>
     <w:multiLevelType w:val="hybridMultilevel"/>
     <w:tmpl w:val="52E0D16A"/>
@@ -2836,7 +1932,7 @@
       </w:rPr>
     </w:lvl>
   </w:abstractNum>
-  <w:abstractNum w:abstractNumId="9" w15:restartNumberingAfterBreak="0">
+  <w:abstractNum w:abstractNumId="10" w15:restartNumberingAfterBreak="0">
     <w:nsid w:val="255E3DAB"/>
     <w:multiLevelType w:val="hybridMultilevel"/>
     <w:tmpl w:val="FAB21A34"/>
@@ -2925,7 +2021,7 @@
       </w:pPr>
     </w:lvl>
   </w:abstractNum>
-  <w:abstractNum w:abstractNumId="10" w15:restartNumberingAfterBreak="0">
+  <w:abstractNum w:abstractNumId="11" w15:restartNumberingAfterBreak="0">
     <w:nsid w:val="2BB45CF2"/>
     <w:multiLevelType w:val="hybridMultilevel"/>
     <w:tmpl w:val="0C185184"/>
@@ -3038,7 +2134,7 @@
       </w:rPr>
     </w:lvl>
   </w:abstractNum>
-  <w:abstractNum w:abstractNumId="11" w15:restartNumberingAfterBreak="0">
+  <w:abstractNum w:abstractNumId="12" w15:restartNumberingAfterBreak="0">
     <w:nsid w:val="2E301E9E"/>
     <w:multiLevelType w:val="hybridMultilevel"/>
     <w:tmpl w:val="948E6F38"/>
@@ -3151,7 +2247,7 @@
       </w:rPr>
     </w:lvl>
   </w:abstractNum>
-  <w:abstractNum w:abstractNumId="12" w15:restartNumberingAfterBreak="0">
+  <w:abstractNum w:abstractNumId="13" w15:restartNumberingAfterBreak="0">
     <w:nsid w:val="31780E72"/>
     <w:multiLevelType w:val="hybridMultilevel"/>
     <w:tmpl w:val="B4FA65CA"/>
@@ -3264,7 +2360,7 @@
       </w:rPr>
     </w:lvl>
   </w:abstractNum>
-  <w:abstractNum w:abstractNumId="13" w15:restartNumberingAfterBreak="0">
+  <w:abstractNum w:abstractNumId="14" w15:restartNumberingAfterBreak="0">
     <w:nsid w:val="36906C03"/>
     <w:multiLevelType w:val="hybridMultilevel"/>
     <w:tmpl w:val="BAC8FC70"/>
@@ -3353,7 +2449,7 @@
       </w:pPr>
     </w:lvl>
   </w:abstractNum>
-  <w:abstractNum w:abstractNumId="14" w15:restartNumberingAfterBreak="0">
+  <w:abstractNum w:abstractNumId="15" w15:restartNumberingAfterBreak="0">
     <w:nsid w:val="372A00C9"/>
     <w:multiLevelType w:val="hybridMultilevel"/>
     <w:tmpl w:val="A12C9C14"/>
@@ -3466,7 +2562,7 @@
       </w:rPr>
     </w:lvl>
   </w:abstractNum>
-  <w:abstractNum w:abstractNumId="15" w15:restartNumberingAfterBreak="0">
+  <w:abstractNum w:abstractNumId="16" w15:restartNumberingAfterBreak="0">
     <w:nsid w:val="39B80946"/>
     <w:multiLevelType w:val="hybridMultilevel"/>
     <w:tmpl w:val="0186C446"/>
@@ -3579,7 +2675,7 @@
       </w:rPr>
     </w:lvl>
   </w:abstractNum>
-  <w:abstractNum w:abstractNumId="16" w15:restartNumberingAfterBreak="0">
+  <w:abstractNum w:abstractNumId="17" w15:restartNumberingAfterBreak="0">
     <w:nsid w:val="3AFE54D2"/>
     <w:multiLevelType w:val="hybridMultilevel"/>
     <w:tmpl w:val="7B04CDDA"/>
@@ -3692,7 +2788,7 @@
       </w:rPr>
     </w:lvl>
   </w:abstractNum>
-  <w:abstractNum w:abstractNumId="17" w15:restartNumberingAfterBreak="0">
+  <w:abstractNum w:abstractNumId="18" w15:restartNumberingAfterBreak="0">
     <w:nsid w:val="3C106A08"/>
     <w:multiLevelType w:val="hybridMultilevel"/>
     <w:tmpl w:val="EA80E752"/>
@@ -3805,7 +2901,7 @@
       </w:rPr>
     </w:lvl>
   </w:abstractNum>
-  <w:abstractNum w:abstractNumId="18" w15:restartNumberingAfterBreak="0">
+  <w:abstractNum w:abstractNumId="19" w15:restartNumberingAfterBreak="0">
     <w:nsid w:val="3DD43102"/>
     <w:multiLevelType w:val="hybridMultilevel"/>
     <w:tmpl w:val="972E5856"/>
@@ -3918,7 +3014,7 @@
       </w:rPr>
     </w:lvl>
   </w:abstractNum>
-  <w:abstractNum w:abstractNumId="19" w15:restartNumberingAfterBreak="0">
+  <w:abstractNum w:abstractNumId="20" w15:restartNumberingAfterBreak="0">
     <w:nsid w:val="48BE59EC"/>
     <w:multiLevelType w:val="hybridMultilevel"/>
     <w:tmpl w:val="F78E8C2E"/>
@@ -4031,7 +3127,7 @@
       </w:rPr>
     </w:lvl>
   </w:abstractNum>
-  <w:abstractNum w:abstractNumId="20" w15:restartNumberingAfterBreak="0">
+  <w:abstractNum w:abstractNumId="21" w15:restartNumberingAfterBreak="0">
     <w:nsid w:val="4A1B360B"/>
     <w:multiLevelType w:val="hybridMultilevel"/>
     <w:tmpl w:val="0CBE451A"/>
@@ -4144,7 +3240,7 @@
       </w:rPr>
     </w:lvl>
   </w:abstractNum>
-  <w:abstractNum w:abstractNumId="21" w15:restartNumberingAfterBreak="0">
+  <w:abstractNum w:abstractNumId="22" w15:restartNumberingAfterBreak="0">
     <w:nsid w:val="527055B5"/>
     <w:multiLevelType w:val="hybridMultilevel"/>
     <w:tmpl w:val="A78652B2"/>
@@ -4257,7 +3353,7 @@
       </w:rPr>
     </w:lvl>
   </w:abstractNum>
-  <w:abstractNum w:abstractNumId="22" w15:restartNumberingAfterBreak="0">
+  <w:abstractNum w:abstractNumId="23" w15:restartNumberingAfterBreak="0">
     <w:nsid w:val="566F20FD"/>
     <w:multiLevelType w:val="hybridMultilevel"/>
     <w:tmpl w:val="BE508450"/>
@@ -4370,7 +3466,7 @@
       </w:rPr>
     </w:lvl>
   </w:abstractNum>
-  <w:abstractNum w:abstractNumId="23" w15:restartNumberingAfterBreak="0">
+  <w:abstractNum w:abstractNumId="24" w15:restartNumberingAfterBreak="0">
     <w:nsid w:val="57E94BAB"/>
     <w:multiLevelType w:val="hybridMultilevel"/>
     <w:tmpl w:val="B534235A"/>
@@ -4459,7 +3555,7 @@
       </w:pPr>
     </w:lvl>
   </w:abstractNum>
-  <w:abstractNum w:abstractNumId="24" w15:restartNumberingAfterBreak="0">
+  <w:abstractNum w:abstractNumId="25" w15:restartNumberingAfterBreak="0">
     <w:nsid w:val="59874D34"/>
     <w:multiLevelType w:val="hybridMultilevel"/>
     <w:tmpl w:val="86B65E32"/>
@@ -4572,7 +3668,7 @@
       </w:rPr>
     </w:lvl>
   </w:abstractNum>
-  <w:abstractNum w:abstractNumId="25" w15:restartNumberingAfterBreak="0">
+  <w:abstractNum w:abstractNumId="26" w15:restartNumberingAfterBreak="0">
     <w:nsid w:val="5CDE05BB"/>
     <w:multiLevelType w:val="hybridMultilevel"/>
     <w:tmpl w:val="104A681E"/>
@@ -4685,7 +3781,7 @@
       </w:rPr>
     </w:lvl>
   </w:abstractNum>
-  <w:abstractNum w:abstractNumId="26" w15:restartNumberingAfterBreak="0">
+  <w:abstractNum w:abstractNumId="27" w15:restartNumberingAfterBreak="0">
     <w:nsid w:val="5DED1403"/>
     <w:multiLevelType w:val="hybridMultilevel"/>
     <w:tmpl w:val="445A8AA0"/>
@@ -4774,7 +3870,7 @@
       </w:pPr>
     </w:lvl>
   </w:abstractNum>
-  <w:abstractNum w:abstractNumId="27" w15:restartNumberingAfterBreak="0">
+  <w:abstractNum w:abstractNumId="28" w15:restartNumberingAfterBreak="0">
     <w:nsid w:val="603D607E"/>
     <w:multiLevelType w:val="hybridMultilevel"/>
     <w:tmpl w:val="28BC0F8A"/>
@@ -4887,7 +3983,7 @@
       </w:rPr>
     </w:lvl>
   </w:abstractNum>
-  <w:abstractNum w:abstractNumId="28" w15:restartNumberingAfterBreak="0">
+  <w:abstractNum w:abstractNumId="29" w15:restartNumberingAfterBreak="0">
     <w:nsid w:val="63602AA2"/>
     <w:multiLevelType w:val="hybridMultilevel"/>
     <w:tmpl w:val="6C580580"/>
@@ -5000,7 +4096,7 @@
       </w:rPr>
     </w:lvl>
   </w:abstractNum>
-  <w:abstractNum w:abstractNumId="29" w15:restartNumberingAfterBreak="0">
+  <w:abstractNum w:abstractNumId="30" w15:restartNumberingAfterBreak="0">
     <w:nsid w:val="63A922F8"/>
     <w:multiLevelType w:val="hybridMultilevel"/>
     <w:tmpl w:val="77AA25E8"/>
@@ -5089,7 +4185,7 @@
       </w:pPr>
     </w:lvl>
   </w:abstractNum>
-  <w:abstractNum w:abstractNumId="30" w15:restartNumberingAfterBreak="0">
+  <w:abstractNum w:abstractNumId="31" w15:restartNumberingAfterBreak="0">
     <w:nsid w:val="6917685E"/>
     <w:multiLevelType w:val="hybridMultilevel"/>
     <w:tmpl w:val="58CE5C52"/>
@@ -5202,7 +4298,7 @@
       </w:rPr>
     </w:lvl>
   </w:abstractNum>
-  <w:abstractNum w:abstractNumId="31" w15:restartNumberingAfterBreak="0">
+  <w:abstractNum w:abstractNumId="32" w15:restartNumberingAfterBreak="0">
     <w:nsid w:val="694A79A9"/>
     <w:multiLevelType w:val="hybridMultilevel"/>
     <w:tmpl w:val="119E16E8"/>
@@ -5315,7 +4411,7 @@
       </w:rPr>
     </w:lvl>
   </w:abstractNum>
-  <w:abstractNum w:abstractNumId="32" w15:restartNumberingAfterBreak="0">
+  <w:abstractNum w:abstractNumId="33" w15:restartNumberingAfterBreak="0">
     <w:nsid w:val="6D731336"/>
     <w:multiLevelType w:val="hybridMultilevel"/>
     <w:tmpl w:val="24868CD2"/>
@@ -5404,7 +4500,7 @@
       </w:pPr>
     </w:lvl>
   </w:abstractNum>
-  <w:abstractNum w:abstractNumId="33" w15:restartNumberingAfterBreak="0">
+  <w:abstractNum w:abstractNumId="34" w15:restartNumberingAfterBreak="0">
     <w:nsid w:val="6F310256"/>
     <w:multiLevelType w:val="hybridMultilevel"/>
     <w:tmpl w:val="B298028E"/>
@@ -5494,7 +4590,7 @@
       </w:pPr>
     </w:lvl>
   </w:abstractNum>
-  <w:abstractNum w:abstractNumId="34" w15:restartNumberingAfterBreak="0">
+  <w:abstractNum w:abstractNumId="35" w15:restartNumberingAfterBreak="0">
     <w:nsid w:val="70CA409B"/>
     <w:multiLevelType w:val="hybridMultilevel"/>
     <w:tmpl w:val="9328E4B2"/>
@@ -5607,7 +4703,7 @@
       </w:rPr>
     </w:lvl>
   </w:abstractNum>
-  <w:abstractNum w:abstractNumId="35" w15:restartNumberingAfterBreak="0">
+  <w:abstractNum w:abstractNumId="36" w15:restartNumberingAfterBreak="0">
     <w:nsid w:val="70E83A10"/>
     <w:multiLevelType w:val="hybridMultilevel"/>
     <w:tmpl w:val="B97AF106"/>
@@ -5720,7 +4816,7 @@
       </w:rPr>
     </w:lvl>
   </w:abstractNum>
-  <w:abstractNum w:abstractNumId="36" w15:restartNumberingAfterBreak="0">
+  <w:abstractNum w:abstractNumId="37" w15:restartNumberingAfterBreak="0">
     <w:nsid w:val="722E0E15"/>
     <w:multiLevelType w:val="hybridMultilevel"/>
     <w:tmpl w:val="6A4E89D8"/>
@@ -5833,7 +4929,7 @@
       </w:rPr>
     </w:lvl>
   </w:abstractNum>
-  <w:abstractNum w:abstractNumId="37" w15:restartNumberingAfterBreak="0">
+  <w:abstractNum w:abstractNumId="38" w15:restartNumberingAfterBreak="0">
     <w:nsid w:val="72FC747D"/>
     <w:multiLevelType w:val="hybridMultilevel"/>
     <w:tmpl w:val="96B2A538"/>
@@ -5922,7 +5018,7 @@
       </w:pPr>
     </w:lvl>
   </w:abstractNum>
-  <w:abstractNum w:abstractNumId="38" w15:restartNumberingAfterBreak="0">
+  <w:abstractNum w:abstractNumId="39" w15:restartNumberingAfterBreak="0">
     <w:nsid w:val="7CA17C52"/>
     <w:multiLevelType w:val="hybridMultilevel"/>
     <w:tmpl w:val="6A1C140E"/>
@@ -6011,7 +5107,7 @@
       </w:pPr>
     </w:lvl>
   </w:abstractNum>
-  <w:abstractNum w:abstractNumId="39" w15:restartNumberingAfterBreak="0">
+  <w:abstractNum w:abstractNumId="40" w15:restartNumberingAfterBreak="0">
     <w:nsid w:val="7D6306A4"/>
     <w:multiLevelType w:val="hybridMultilevel"/>
     <w:tmpl w:val="B4629A88"/>
@@ -6124,7 +5220,7 @@
       </w:rPr>
     </w:lvl>
   </w:abstractNum>
-  <w:abstractNum w:abstractNumId="40" w15:restartNumberingAfterBreak="0">
+  <w:abstractNum w:abstractNumId="41" w15:restartNumberingAfterBreak="0">
     <w:nsid w:val="7DC1330C"/>
     <w:multiLevelType w:val="hybridMultilevel"/>
     <w:tmpl w:val="0FE04B92"/>
@@ -6238,118 +5334,118 @@
     </w:lvl>
   </w:abstractNum>
   <w:num w:numId="1">
-    <w:abstractNumId w:val="32"/>
+    <w:abstractNumId w:val="33"/>
   </w:num>
   <w:num w:numId="2">
-    <w:abstractNumId w:val="37"/>
+    <w:abstractNumId w:val="38"/>
   </w:num>
   <w:num w:numId="3">
-    <w:abstractNumId w:val="14"/>
+    <w:abstractNumId w:val="15"/>
   </w:num>
   <w:num w:numId="4">
-    <w:abstractNumId w:val="22"/>
+    <w:abstractNumId w:val="23"/>
   </w:num>
   <w:num w:numId="5">
-    <w:abstractNumId w:val="28"/>
+    <w:abstractNumId w:val="29"/>
   </w:num>
   <w:num w:numId="6">
-    <w:abstractNumId w:val="39"/>
+    <w:abstractNumId w:val="40"/>
   </w:num>
   <w:num w:numId="7">
     <w:abstractNumId w:val="5"/>
   </w:num>
   <w:num w:numId="8">
-    <w:abstractNumId w:val="15"/>
+    <w:abstractNumId w:val="16"/>
   </w:num>
   <w:num w:numId="9">
-    <w:abstractNumId w:val="26"/>
+    <w:abstractNumId w:val="27"/>
   </w:num>
   <w:num w:numId="10">
     <w:abstractNumId w:val="2"/>
   </w:num>
   <w:num w:numId="11">
-    <w:abstractNumId w:val="35"/>
+    <w:abstractNumId w:val="36"/>
   </w:num>
   <w:num w:numId="12">
     <w:abstractNumId w:val="6"/>
   </w:num>
   <w:num w:numId="13">
-    <w:abstractNumId w:val="36"/>
+    <w:abstractNumId w:val="37"/>
   </w:num>
   <w:num w:numId="14">
-    <w:abstractNumId w:val="24"/>
+    <w:abstractNumId w:val="25"/>
   </w:num>
   <w:num w:numId="15">
-    <w:abstractNumId w:val="20"/>
+    <w:abstractNumId w:val="21"/>
   </w:num>
   <w:num w:numId="16">
-    <w:abstractNumId w:val="10"/>
+    <w:abstractNumId w:val="11"/>
   </w:num>
   <w:num w:numId="17">
-    <w:abstractNumId w:val="13"/>
+    <w:abstractNumId w:val="14"/>
   </w:num>
   <w:num w:numId="18">
-    <w:abstractNumId w:val="29"/>
+    <w:abstractNumId w:val="30"/>
   </w:num>
   <w:num w:numId="19">
-    <w:abstractNumId w:val="11"/>
+    <w:abstractNumId w:val="12"/>
   </w:num>
   <w:num w:numId="20">
     <w:abstractNumId w:val="4"/>
   </w:num>
   <w:num w:numId="21">
-    <w:abstractNumId w:val="8"/>
+    <w:abstractNumId w:val="9"/>
   </w:num>
   <w:num w:numId="22">
-    <w:abstractNumId w:val="9"/>
+    <w:abstractNumId w:val="10"/>
   </w:num>
   <w:num w:numId="23">
-    <w:abstractNumId w:val="19"/>
+    <w:abstractNumId w:val="20"/>
   </w:num>
   <w:num w:numId="24">
     <w:abstractNumId w:val="3"/>
   </w:num>
   <w:num w:numId="25">
-    <w:abstractNumId w:val="21"/>
+    <w:abstractNumId w:val="22"/>
   </w:num>
   <w:num w:numId="26">
+    <w:abstractNumId w:val="32"/>
+  </w:num>
+  <w:num w:numId="27">
+    <w:abstractNumId w:val="39"/>
+  </w:num>
+  <w:num w:numId="28">
     <w:abstractNumId w:val="31"/>
   </w:num>
-  <w:num w:numId="27">
-    <w:abstractNumId w:val="38"/>
+  <w:num w:numId="29">
+    <w:abstractNumId w:val="18"/>
   </w:num>
-  <w:num w:numId="28">
-    <w:abstractNumId w:val="30"/>
+  <w:num w:numId="30">
+    <w:abstractNumId w:val="26"/>
   </w:num>
-  <w:num w:numId="29">
+  <w:num w:numId="31">
     <w:abstractNumId w:val="17"/>
   </w:num>
-  <w:num w:numId="30">
-    <w:abstractNumId w:val="25"/>
-  </w:num>
-  <w:num w:numId="31">
-    <w:abstractNumId w:val="16"/>
-  </w:num>
   <w:num w:numId="32">
-    <w:abstractNumId w:val="12"/>
+    <w:abstractNumId w:val="13"/>
   </w:num>
   <w:num w:numId="33">
-    <w:abstractNumId w:val="23"/>
+    <w:abstractNumId w:val="24"/>
   </w:num>
   <w:num w:numId="34">
-    <w:abstractNumId w:val="33"/>
+    <w:abstractNumId w:val="34"/>
   </w:num>
   <w:num w:numId="35">
-    <w:abstractNumId w:val="34"/>
+    <w:abstractNumId w:val="35"/>
   </w:num>
   <w:num w:numId="36">
-    <w:abstractNumId w:val="18"/>
+    <w:abstractNumId w:val="19"/>
   </w:num>
   <w:num w:numId="37">
-    <w:abstractNumId w:val="27"/>
+    <w:abstractNumId w:val="28"/>
   </w:num>
   <w:num w:numId="38">
-    <w:abstractNumId w:val="7"/>
+    <w:abstractNumId w:val="8"/>
   </w:num>
   <w:num w:numId="39">
     <w:abstractNumId w:val="0"/>
@@ -6358,7 +5454,10 @@
     <w:abstractNumId w:val="1"/>
   </w:num>
   <w:num w:numId="41">
-    <w:abstractNumId w:val="40"/>
+    <w:abstractNumId w:val="41"/>
+  </w:num>
+  <w:num w:numId="42">
+    <w:abstractNumId w:val="7"/>
   </w:num>
 </w:numbering>
 </file>
